--- a/docs/note_methodologique_exposition_tension.docx
+++ b/docs/note_methodologique_exposition_tension.docx
@@ -9166,7 +9166,7 @@
                 <w:sz w:val="17"/>
                 <w:szCs w:val="17"/>
               </w:rPr>
-              <w:t xml:space="preserve">Fiche d’une page : trois messages, tableau des métiers par situation, lecture, méthode ; sans script.</w:t>
+              <w:t xml:space="preserve">Fiche d’une page : trois messages, tableau des métiers par situation, lecture, méthode ; en annexe repliée, la matrice des métiers (un point par métier diffusable, libellé lu au survol de la souris) ; sans script.</w:t>
             </w:r>
           </w:p>
         </w:tc>
@@ -9240,7 +9240,81 @@
                 <w:sz w:val="17"/>
                 <w:szCs w:val="17"/>
               </w:rPr>
-              <w:t xml:space="preserve">Représentation graphique des situations de métier (annexe de la fiche).</w:t>
+              <w:t xml:space="preserve">Représentation graphique des situations de métier (image à part).</w:t>
+            </w:r>
+          </w:p>
+        </w:tc>
+      </w:tr>
+      <w:tr>
+        <w:trPr>
+          <w:cantSplit/>
+          <w:tblHeader w:val="off"/>
+        </w:trPr>
+        <w:tc>
+          <w:tcPr>
+            <w:tcW w:type="dxa" w:w="3900"/>
+            <w:tcBorders>
+              <w:top w:val="single" w:color="D9DEE5" w:sz="4"/>
+              <w:left w:val="none" w:color="FFFFFF" w:sz="0"/>
+              <w:bottom w:val="single" w:color="D9DEE5" w:sz="4"/>
+              <w:right w:val="none" w:color="FFFFFF" w:sz="0"/>
+            </w:tcBorders>
+            <w:shd w:fill="F5F7FA" w:color="auto" w:val="clear"/>
+            <w:tcMar>
+              <w:top w:type="dxa" w:w="80"/>
+              <w:left w:type="dxa" w:w="140"/>
+              <w:bottom w:type="dxa" w:w="80"/>
+              <w:right w:type="dxa" w:w="140"/>
+            </w:tcMar>
+            <w:vAlign w:val="top"/>
+          </w:tcPr>
+          <w:p>
+            <w:pPr>
+              <w:spacing w:after="0" w:before="0" w:line="250"/>
+            </w:pPr>
+            <w:r>
+              <w:rPr>
+                <w:rFonts w:ascii="Calibri" w:cs="Calibri" w:eastAsia="Calibri" w:hAnsi="Calibri"/>
+                <w:color w:val="1F2933"/>
+                <w:sz w:val="17"/>
+                <w:szCs w:val="17"/>
+              </w:rPr>
+              <w:t xml:space="preserve">diffusion/exposition_tension.xlsx</w:t>
+            </w:r>
+          </w:p>
+        </w:tc>
+        <w:tc>
+          <w:tcPr>
+            <w:tcW w:type="dxa" w:w="5738"/>
+            <w:tcBorders>
+              <w:top w:val="single" w:color="D9DEE5" w:sz="4"/>
+              <w:left w:val="none" w:color="FFFFFF" w:sz="0"/>
+              <w:bottom w:val="single" w:color="D9DEE5" w:sz="4"/>
+              <w:right w:val="none" w:color="FFFFFF" w:sz="0"/>
+            </w:tcBorders>
+            <w:shd w:fill="F5F7FA" w:color="auto" w:val="clear"/>
+            <w:tcMar>
+              <w:top w:type="dxa" w:w="80"/>
+              <w:left w:type="dxa" w:w="140"/>
+              <w:bottom w:type="dxa" w:w="80"/>
+              <w:right w:type="dxa" w:w="140"/>
+            </w:tcMar>
+            <w:vAlign w:val="top"/>
+          </w:tcPr>
+          <w:p>
+            <w:pPr>
+              <w:spacing w:after="0" w:before="0" w:line="250"/>
+            </w:pPr>
+            <w:r>
+              <w:rPr>
+                <w:rFonts w:ascii="Calibri" w:cs="Calibri" w:eastAsia="Calibri" w:hAnsi="Calibri"/>
+                <w:b w:val="false"/>
+                <w:bCs w:val="false"/>
+                <w:color w:val="1F2933"/>
+                <w:sz w:val="17"/>
+                <w:szCs w:val="17"/>
+              </w:rPr>
+              <w:t xml:space="preserve">Classeur à quatre feuilles (Lisez-moi, Départements, Métiers, Paramètres) : le contenu de la fiche, issu des seules tables de diffusion, pour être repris, trié et transmis.</w:t>
             </w:r>
           </w:p>
         </w:tc>

--- a/docs/note_methodologique_exposition_tension.docx
+++ b/docs/note_methodologique_exposition_tension.docx
@@ -331,7 +331,7 @@
           <w:sz w:val="20"/>
           <w:szCs w:val="20"/>
         </w:rPr>
-        <w:t xml:space="preserve"> Ce n’est pas une prédiction de pénurie : elle ne dit pas si les recrutements échoueront. Ce n’est pas une mesure locale du marché du travail : la tension vient d’indicateurs nationaux par métier, pas d’une observation du département. Ce n’est pas un classement des départements à aider : c’est une lecture, à confronter à la connaissance du terrain.</w:t>
+        <w:t xml:space="preserve"> L’information est partielle : la tension n’est connue que pour les métiers stratégiques de la liste (leur nombre, N, est un paramètre saisi), et d’autres métiers peuvent être en tension sans que la chaîne le sache ; tout texte nomme donc son univers, « parmi les N métiers stratégiques suivis », et un zéro se lit « aucun parmi les métiers suivis », jamais « aucun ». Ce n’est pas une prédiction de pénurie : elle ne dit pas si les recrutements échoueront. Ce n’est pas une mesure locale du marché du travail : la tension vient d’indicateurs nationaux par métier, pas d’une observation du département. Ce n’est pas un classement des départements à aider : c’est une lecture, à confronter à la connaissance du terrain.</w:t>
       </w:r>
     </w:p>
     <w:tbl>

--- a/docs/note_methodologique_exposition_tension.docx
+++ b/docs/note_methodologique_exposition_tension.docx
@@ -5595,7 +5595,64 @@
           <w:sz w:val="20"/>
           <w:szCs w:val="20"/>
         </w:rPr>
-        <w:t xml:space="preserve">Le panneau de détail d’un département ajoute une rubrique « Recrutement » : exposition et repère France, classe et robustesse, couverture, levier, métiers en tension les plus concernés.</w:t>
+        <w:t xml:space="preserve">Le panneau de détail d’un département ajoute une rubrique « Recrutement » : exposition et repère France, classe et robustesse, couverture, levier, métiers en tension les plus concernés, et le nombre de départs attendus dans les métiers suivis en tension (un minimum, avec sa part dans tous les départs du département).</w:t>
+      </w:r>
+    </w:p>
+    <w:p>
+      <w:pPr>
+        <w:pStyle w:val="ListParagraph"/>
+        <w:numPr>
+          <w:ilvl w:val="0"/>
+          <w:numId w:val="2"/>
+        </w:numPr>
+        <w:spacing w:after="50" w:before="0" w:line="256"/>
+      </w:pPr>
+      <w:r>
+        <w:rPr>
+          <w:rFonts w:ascii="Calibri" w:cs="Calibri" w:eastAsia="Calibri" w:hAnsi="Calibri"/>
+          <w:color w:val="1F2933"/>
+          <w:sz w:val="20"/>
+          <w:szCs w:val="20"/>
+        </w:rPr>
+        <w:t xml:space="preserve">Une </w:t>
+      </w:r>
+      <w:r>
+        <w:rPr>
+          <w:rFonts w:ascii="Calibri" w:cs="Calibri" w:eastAsia="Calibri" w:hAnsi="Calibri"/>
+          <w:b/>
+          <w:bCs/>
+          <w:color w:val="1F2933"/>
+          <w:sz w:val="20"/>
+          <w:szCs w:val="20"/>
+        </w:rPr>
+        <w:t xml:space="preserve">fiche des territoires</w:t>
+      </w:r>
+      <w:r>
+        <w:rPr>
+          <w:rFonts w:ascii="Calibri" w:cs="Calibri" w:eastAsia="Calibri" w:hAnsi="Calibri"/>
+          <w:color w:val="1F2933"/>
+          <w:sz w:val="20"/>
+          <w:szCs w:val="20"/>
+        </w:rPr>
+        <w:t xml:space="preserve"> (</w:t>
+      </w:r>
+      <w:r>
+        <w:rPr>
+          <w:rFonts w:ascii="Consolas" w:cs="Consolas" w:eastAsia="Consolas" w:hAnsi="Consolas"/>
+          <w:color w:val="1E3A5F"/>
+          <w:sz w:val="18"/>
+          <w:szCs w:val="18"/>
+        </w:rPr>
+        <w:t xml:space="preserve">fiche_territoires_tension.html</w:t>
+      </w:r>
+      <w:r>
+        <w:rPr>
+          <w:rFonts w:ascii="Calibri" w:cs="Calibri" w:eastAsia="Calibri" w:hAnsi="Calibri"/>
+          <w:color w:val="1F2933"/>
+          <w:sz w:val="20"/>
+          <w:szCs w:val="20"/>
+        </w:rPr>
+        <w:t xml:space="preserve">) classe les régions puis les départements par ce nombre de départs (plancher, fourchette basse – haute), en rappelant le profil de la typologie de chaque département et, pour une région, le nombre de ses départements à renouvellement rapide ; les territoires non diffusés figurent en fin de tableau sans valeur.</w:t>
       </w:r>
     </w:p>
     <w:p>
@@ -9241,6 +9298,154 @@
                 <w:szCs w:val="17"/>
               </w:rPr>
               <w:t xml:space="preserve">Représentation graphique des situations de métier (image à part).</w:t>
+            </w:r>
+          </w:p>
+        </w:tc>
+      </w:tr>
+      <w:tr>
+        <w:trPr>
+          <w:cantSplit/>
+          <w:tblHeader w:val="off"/>
+        </w:trPr>
+        <w:tc>
+          <w:tcPr>
+            <w:tcW w:type="dxa" w:w="3900"/>
+            <w:tcBorders>
+              <w:top w:val="single" w:color="D9DEE5" w:sz="4"/>
+              <w:left w:val="none" w:color="FFFFFF" w:sz="0"/>
+              <w:bottom w:val="single" w:color="D9DEE5" w:sz="4"/>
+              <w:right w:val="none" w:color="FFFFFF" w:sz="0"/>
+            </w:tcBorders>
+            <w:shd w:fill="F5F7FA" w:color="auto" w:val="clear"/>
+            <w:tcMar>
+              <w:top w:type="dxa" w:w="80"/>
+              <w:left w:type="dxa" w:w="140"/>
+              <w:bottom w:type="dxa" w:w="80"/>
+              <w:right w:type="dxa" w:w="140"/>
+            </w:tcMar>
+            <w:vAlign w:val="top"/>
+          </w:tcPr>
+          <w:p>
+            <w:pPr>
+              <w:spacing w:after="0" w:before="0" w:line="250"/>
+            </w:pPr>
+            <w:r>
+              <w:rPr>
+                <w:rFonts w:ascii="Calibri" w:cs="Calibri" w:eastAsia="Calibri" w:hAnsi="Calibri"/>
+                <w:color w:val="1F2933"/>
+                <w:sz w:val="17"/>
+                <w:szCs w:val="17"/>
+              </w:rPr>
+              <w:t xml:space="preserve">diffusion/exposition_tension_regions.csv</w:t>
+            </w:r>
+          </w:p>
+        </w:tc>
+        <w:tc>
+          <w:tcPr>
+            <w:tcW w:type="dxa" w:w="5738"/>
+            <w:tcBorders>
+              <w:top w:val="single" w:color="D9DEE5" w:sz="4"/>
+              <w:left w:val="none" w:color="FFFFFF" w:sz="0"/>
+              <w:bottom w:val="single" w:color="D9DEE5" w:sz="4"/>
+              <w:right w:val="none" w:color="FFFFFF" w:sz="0"/>
+            </w:tcBorders>
+            <w:shd w:fill="F5F7FA" w:color="auto" w:val="clear"/>
+            <w:tcMar>
+              <w:top w:type="dxa" w:w="80"/>
+              <w:left w:type="dxa" w:w="140"/>
+              <w:bottom w:type="dxa" w:w="80"/>
+              <w:right w:type="dxa" w:w="140"/>
+            </w:tcMar>
+            <w:vAlign w:val="top"/>
+          </w:tcPr>
+          <w:p>
+            <w:pPr>
+              <w:spacing w:after="0" w:before="0" w:line="250"/>
+            </w:pPr>
+            <w:r>
+              <w:rPr>
+                <w:rFonts w:ascii="Calibri" w:cs="Calibri" w:eastAsia="Calibri" w:hAnsi="Calibri"/>
+                <w:b w:val="false"/>
+                <w:bCs w:val="false"/>
+                <w:color w:val="1F2933"/>
+                <w:sz w:val="17"/>
+                <w:szCs w:val="17"/>
+              </w:rPr>
+              <w:t xml:space="preserve">Mêmes indicateurs au niveau région (table région × PCS du 08c), même secret.</w:t>
+            </w:r>
+          </w:p>
+        </w:tc>
+      </w:tr>
+      <w:tr>
+        <w:trPr>
+          <w:cantSplit/>
+          <w:tblHeader w:val="off"/>
+        </w:trPr>
+        <w:tc>
+          <w:tcPr>
+            <w:tcW w:type="dxa" w:w="3900"/>
+            <w:tcBorders>
+              <w:top w:val="single" w:color="D9DEE5" w:sz="4"/>
+              <w:left w:val="none" w:color="FFFFFF" w:sz="0"/>
+              <w:bottom w:val="single" w:color="D9DEE5" w:sz="4"/>
+              <w:right w:val="none" w:color="FFFFFF" w:sz="0"/>
+            </w:tcBorders>
+            <w:shd w:fill="FFFFFF" w:color="auto" w:val="clear"/>
+            <w:tcMar>
+              <w:top w:type="dxa" w:w="80"/>
+              <w:left w:type="dxa" w:w="140"/>
+              <w:bottom w:type="dxa" w:w="80"/>
+              <w:right w:type="dxa" w:w="140"/>
+            </w:tcMar>
+            <w:vAlign w:val="top"/>
+          </w:tcPr>
+          <w:p>
+            <w:pPr>
+              <w:spacing w:after="0" w:before="0" w:line="250"/>
+            </w:pPr>
+            <w:r>
+              <w:rPr>
+                <w:rFonts w:ascii="Calibri" w:cs="Calibri" w:eastAsia="Calibri" w:hAnsi="Calibri"/>
+                <w:color w:val="1F2933"/>
+                <w:sz w:val="17"/>
+                <w:szCs w:val="17"/>
+              </w:rPr>
+              <w:t xml:space="preserve">diffusion/fiche_territoires_tension.html</w:t>
+            </w:r>
+          </w:p>
+        </w:tc>
+        <w:tc>
+          <w:tcPr>
+            <w:tcW w:type="dxa" w:w="5738"/>
+            <w:tcBorders>
+              <w:top w:val="single" w:color="D9DEE5" w:sz="4"/>
+              <w:left w:val="none" w:color="FFFFFF" w:sz="0"/>
+              <w:bottom w:val="single" w:color="D9DEE5" w:sz="4"/>
+              <w:right w:val="none" w:color="FFFFFF" w:sz="0"/>
+            </w:tcBorders>
+            <w:shd w:fill="FFFFFF" w:color="auto" w:val="clear"/>
+            <w:tcMar>
+              <w:top w:type="dxa" w:w="80"/>
+              <w:left w:type="dxa" w:w="140"/>
+              <w:bottom w:type="dxa" w:w="80"/>
+              <w:right w:type="dxa" w:w="140"/>
+            </w:tcMar>
+            <w:vAlign w:val="top"/>
+          </w:tcPr>
+          <w:p>
+            <w:pPr>
+              <w:spacing w:after="0" w:before="0" w:line="250"/>
+            </w:pPr>
+            <w:r>
+              <w:rPr>
+                <w:rFonts w:ascii="Calibri" w:cs="Calibri" w:eastAsia="Calibri" w:hAnsi="Calibri"/>
+                <w:b w:val="false"/>
+                <w:bCs w:val="false"/>
+                <w:color w:val="1F2933"/>
+                <w:sz w:val="17"/>
+                <w:szCs w:val="17"/>
+              </w:rPr>
+              <w:t xml:space="preserve">Classement des régions puis des départements par départs attendus dans les métiers suivis en tension (minimums), profil de la typologie rappelé ; sans script. Un script de contrôle (99d) vérifie la cohérence hachures / cumul / fiche après la chaîne.</w:t>
             </w:r>
           </w:p>
         </w:tc>

--- a/docs/note_methodologique_exposition_tension.docx
+++ b/docs/note_methodologique_exposition_tension.docx
@@ -120,7 +120,7 @@
           <w:sz w:val="20"/>
           <w:szCs w:val="20"/>
         </w:rPr>
-        <w:t xml:space="preserve">, construite à partir des indicateurs de tension de la Dares, rattachés aux métiers stratégiques de la Base.</w:t>
+        <w:t xml:space="preserve">, construite à partir des indicateurs de tension de la Dares, rattachés aux métiers de la première sous-liste de la Base.</w:t>
       </w:r>
     </w:p>
     <w:p>
@@ -203,7 +203,7 @@
                 <w:sz w:val="20"/>
                 <w:szCs w:val="20"/>
               </w:rPr>
-              <w:t xml:space="preserve">Le résultat central tient en une phrase par département : « sur 100 départs attendus dans les métiers stratégiques, N concernent des métiers en tension en France ». La tension est celle du </w:t>
+              <w:t xml:space="preserve">Le résultat central tient en une phrase par département : « sur 100 départs attendus dans les métiers de la première sous-liste, N concernent des métiers en tension en France ». La tension est celle du </w:t>
             </w:r>
             <w:r>
               <w:rPr>
@@ -331,7 +331,7 @@
           <w:sz w:val="20"/>
           <w:szCs w:val="20"/>
         </w:rPr>
-        <w:t xml:space="preserve"> L’information est partielle : la tension n’est connue que pour les métiers stratégiques de la liste (leur nombre, N, est un paramètre saisi), et d’autres métiers peuvent être en tension sans que la chaîne le sache ; tout texte nomme donc son univers, « parmi les N métiers stratégiques suivis », et un zéro se lit « aucun parmi les métiers suivis », jamais « aucun ». Ce n’est pas une prédiction de pénurie : elle ne dit pas si les recrutements échoueront. Ce n’est pas une mesure locale du marché du travail : la tension vient d’indicateurs nationaux par métier, pas d’une observation du département. Ce n’est pas un classement des départements à aider : c’est une lecture, à confronter à la connaissance du terrain.</w:t>
+        <w:t xml:space="preserve"> L’information est partielle : la tension n’est connue que pour les métiers de la première sous-liste (leur nombre, N, est un paramètre saisi), et d’autres métiers peuvent être en tension sans que la chaîne le sache ; tout texte nomme donc son univers, « parmi les N métiers de la première sous-liste », et un zéro se lit « aucun parmi les métiers suivis », jamais « aucun ». Ce n’est pas une prédiction de pénurie : elle ne dit pas si les recrutements échoueront. Ce n’est pas une mesure locale du marché du travail : la tension vient d’indicateurs nationaux par métier, pas d’une observation du département. Ce n’est pas un classement des départements à aider : c’est une lecture, à confronter à la connaissance du terrain.</w:t>
       </w:r>
     </w:p>
     <w:tbl>
@@ -1425,7 +1425,7 @@
           <w:sz w:val="20"/>
           <w:szCs w:val="20"/>
         </w:rPr>
-        <w:t xml:space="preserve">métiers stratégiques</w:t>
+        <w:t xml:space="preserve">métiers de la première sous-liste</w:t>
       </w:r>
       <w:r>
         <w:rPr>
@@ -1607,7 +1607,7 @@
           <w:sz w:val="16"/>
           <w:szCs w:val="16"/>
         </w:rPr>
-        <w:t xml:space="preserve">Schéma 1 — De la PCS stratégique à la tension de sa famille professionnelle (exemple fictif).</w:t>
+        <w:t xml:space="preserve">Schéma 1 — De la PCS de la première sous-liste à la tension de sa famille professionnelle (exemple fictif).</w:t>
       </w:r>
     </w:p>
     <w:p>
@@ -1862,7 +1862,7 @@
           <w:sz w:val="20"/>
           <w:szCs w:val="20"/>
         </w:rPr>
-        <w:t xml:space="preserve"> : les départs des métiers stratégiques </w:t>
+        <w:t xml:space="preserve"> : les départs des métiers de la première sous-liste </w:t>
       </w:r>
       <w:r>
         <w:rPr>
@@ -1912,7 +1912,7 @@
           <w:sz w:val="20"/>
           <w:szCs w:val="20"/>
         </w:rPr>
-        <w:t xml:space="preserve"> : les départs des métiers stratégiques </w:t>
+        <w:t xml:space="preserve"> : les départs des métiers de la première sous-liste </w:t>
       </w:r>
       <w:r>
         <w:rPr>
@@ -1996,7 +1996,7 @@
           <w:sz w:val="20"/>
           <w:szCs w:val="20"/>
         </w:rPr>
-        <w:t xml:space="preserve"> est la part de A dans A + B : sur 100 départs attendus dans les métiers stratégiques, combien concernent des métiers en tension. La </w:t>
+        <w:t xml:space="preserve"> est la part de A dans A + B : sur 100 départs attendus dans les métiers de la première sous-liste, combien concernent des métiers en tension. La </w:t>
       </w:r>
       <w:r>
         <w:rPr>
@@ -2016,7 +2016,7 @@
           <w:sz w:val="20"/>
           <w:szCs w:val="20"/>
         </w:rPr>
-        <w:t xml:space="preserve"> est la part de A + B dans le total : quel poids les métiers stratégiques ont dans les départs du département. Le même calcul, fait sur l’ensemble des départements, donne le </w:t>
+        <w:t xml:space="preserve"> est la part de A + B dans le total : quel poids les métiers de la première sous-liste ont dans les départs du département. Le même calcul, fait sur l’ensemble des départements, donne le </w:t>
       </w:r>
       <w:r>
         <w:rPr>
@@ -2169,7 +2169,7 @@
                 <w:sz w:val="20"/>
                 <w:szCs w:val="20"/>
               </w:rPr>
-              <w:t xml:space="preserve">Le département Exemple attend 200 départs d’ici 2030. Ses cinq métiers stratégiques en portent 130 : technicienne de maintenance 30 (rang 5,2), soudeur 20 (rang 4), chaudronnier 10 (rang 5,1, rattachement de faible confiance), comptable 40 (rang 2), agent logistique 30 (rang 3). Part A = 30 + 20 + 10 = 60 ; part B = 40 + 30 = 70 ; part C = 70.</w:t>
+              <w:t xml:space="preserve">Le département Exemple attend 200 départs d’ici 2030. Ses cinq métiers de la première sous-liste en portent 130 : technicienne de maintenance 30 (rang 5,2), soudeur 20 (rang 4), chaudronnier 10 (rang 5,1, rattachement de faible confiance), comptable 40 (rang 2), agent logistique 30 (rang 3). Part A = 30 + 20 + 10 = 60 ; part B = 40 + 30 = 70 ; part C = 70.</w:t>
             </w:r>
           </w:p>
           <w:p>
@@ -2194,7 +2194,7 @@
                 <w:sz w:val="20"/>
                 <w:szCs w:val="20"/>
               </w:rPr>
-              <w:t xml:space="preserve"> Sur 100 départs des métiers stratégiques, 46 concernent des métiers en tension en France. </w:t>
+              <w:t xml:space="preserve"> Sur 100 départs des métiers de la première sous-liste, 46 concernent des métiers en tension en France. </w:t>
             </w:r>
             <w:r>
               <w:rPr>
@@ -2214,7 +2214,7 @@
                 <w:sz w:val="20"/>
                 <w:szCs w:val="20"/>
               </w:rPr>
-              <w:t xml:space="preserve"> : les métiers stratégiques portent près des deux tiers des départs du département. Repère France (fictif) : 38 %.</w:t>
+              <w:t xml:space="preserve"> : les métiers de la première sous-liste portent près des deux tiers des départs du département. Repère France (fictif) : 38 %.</w:t>
             </w:r>
           </w:p>
         </w:tc>
@@ -2315,7 +2315,7 @@
           <w:sz w:val="20"/>
           <w:szCs w:val="20"/>
         </w:rPr>
-        <w:t xml:space="preserve">La liste des métiers stratégiques ne couvre pas tous les départs. Si, dans un département, elle n’en couvre que 15 %, l’exposition porte sur une petite partie des départs et ne dit rien des 85 % restants. C’est pourquoi l’exposition </w:t>
+        <w:t xml:space="preserve">La liste des métiers de la première sous-liste ne couvre pas tous les départs. Si, dans un département, elle n’en couvre que 15 %, l’exposition porte sur une petite partie des départs et ne dit rien des 85 % restants. C’est pourquoi l’exposition </w:t>
       </w:r>
       <w:r>
         <w:rPr>
@@ -4800,7 +4800,7 @@
           <w:sz w:val="20"/>
           <w:szCs w:val="20"/>
         </w:rPr>
-        <w:t xml:space="preserve">À l’échelle de la France, chaque métier stratégique est classé selon deux questions : </w:t>
+        <w:t xml:space="preserve">À l’échelle de la France, chaque métier de la première sous-liste est classé selon deux questions : </w:t>
       </w:r>
       <w:r>
         <w:rPr>
@@ -5625,7 +5625,7 @@
           <w:sz w:val="20"/>
           <w:szCs w:val="20"/>
         </w:rPr>
-        <w:t xml:space="preserve">fiche des territoires</w:t>
+        <w:t xml:space="preserve">fiche des métiers</w:t>
       </w:r>
       <w:r>
         <w:rPr>
@@ -5643,16 +5643,52 @@
           <w:sz w:val="18"/>
           <w:szCs w:val="18"/>
         </w:rPr>
-        <w:t xml:space="preserve">fiche_territoires_tension.html</w:t>
-      </w:r>
-      <w:r>
-        <w:rPr>
-          <w:rFonts w:ascii="Calibri" w:cs="Calibri" w:eastAsia="Calibri" w:hAnsi="Calibri"/>
-          <w:color w:val="1F2933"/>
-          <w:sz w:val="20"/>
-          <w:szCs w:val="20"/>
-        </w:rPr>
-        <w:t xml:space="preserve">) classe les régions puis les départements par ce nombre de départs (plancher, fourchette basse – haute), en rappelant le profil de la typologie de chaque département et, pour une région, le nombre de ses départements à renouvellement rapide ; les territoires non diffusés figurent en fin de tableau sans valeur.</w:t>
+        <w:t xml:space="preserve">fiche_metiers_liste.html</w:t>
+      </w:r>
+      <w:r>
+        <w:rPr>
+          <w:rFonts w:ascii="Calibri" w:cs="Calibri" w:eastAsia="Calibri" w:hAnsi="Calibri"/>
+          <w:color w:val="1F2933"/>
+          <w:sz w:val="20"/>
+          <w:szCs w:val="20"/>
+        </w:rPr>
+        <w:t xml:space="preserve">, 08j) répond à la question opérationnelle : pour chaque métier de la liste, quelle part de ses salariés est susceptible de partir d’ici 2030 dans chaque région et chaque département, et cette part est-elle plus forte, proche ou plus faible qu’en France (écart en points, seuil </w:t>
+      </w:r>
+      <w:r>
+        <w:rPr>
+          <w:rFonts w:ascii="Consolas" w:cs="Consolas" w:eastAsia="Consolas" w:hAnsi="Consolas"/>
+          <w:color w:val="1E3A5F"/>
+          <w:sz w:val="18"/>
+          <w:szCs w:val="18"/>
+        </w:rPr>
+        <w:t xml:space="preserve">TENSION_ECART_POINTS</w:t>
+      </w:r>
+      <w:r>
+        <w:rPr>
+          <w:rFonts w:ascii="Calibri" w:cs="Calibri" w:eastAsia="Calibri" w:hAnsi="Calibri"/>
+          <w:color w:val="1F2933"/>
+          <w:sz w:val="20"/>
+          <w:szCs w:val="20"/>
+        </w:rPr>
+        <w:t xml:space="preserve">) ; une vue par territoire classe les métiers d’un département. Le même contenu existe en classeur (</w:t>
+      </w:r>
+      <w:r>
+        <w:rPr>
+          <w:rFonts w:ascii="Consolas" w:cs="Consolas" w:eastAsia="Consolas" w:hAnsi="Consolas"/>
+          <w:color w:val="1E3A5F"/>
+          <w:sz w:val="18"/>
+          <w:szCs w:val="18"/>
+        </w:rPr>
+        <w:t xml:space="preserve">metiers_liste_territoires.xlsx</w:t>
+      </w:r>
+      <w:r>
+        <w:rPr>
+          <w:rFonts w:ascii="Calibri" w:cs="Calibri" w:eastAsia="Calibri" w:hAnsi="Calibri"/>
+          <w:color w:val="1F2933"/>
+          <w:sz w:val="20"/>
+          <w:szCs w:val="20"/>
+        </w:rPr>
+        <w:t xml:space="preserve">).</w:t>
       </w:r>
     </w:p>
     <w:p>
@@ -6151,7 +6187,7 @@
           <w:sz w:val="20"/>
           <w:szCs w:val="20"/>
         </w:rPr>
-        <w:t xml:space="preserve"> Les métiers stratégiques sont une sélection. Les résultats valent pour cette liste ; la couverture dit ce qu’elle représente dans chaque département.</w:t>
+        <w:t xml:space="preserve"> Les métiers de la première sous-liste sont une sélection. Les résultats valent pour cette liste ; la couverture dit ce qu’elle représente dans chaque département.</w:t>
       </w:r>
     </w:p>
     <w:p>
@@ -6809,7 +6845,7 @@
                 <w:sz w:val="17"/>
                 <w:szCs w:val="17"/>
               </w:rPr>
-              <w:t xml:space="preserve">Départs attendus du département : métiers stratégiques en tension (A), stratégiques hors tension (B), le reste (C).</w:t>
+              <w:t xml:space="preserve">Départs attendus du département : métiers de la première sous-liste en tension (A), stratégiques hors tension (B), le reste (C).</w:t>
             </w:r>
           </w:p>
         </w:tc>
@@ -6885,7 +6921,7 @@
                 <w:sz w:val="17"/>
                 <w:szCs w:val="17"/>
               </w:rPr>
-              <w:t xml:space="preserve">A / (A + B) : part des départs des métiers stratégiques qui concernent des métiers en tension.</w:t>
+              <w:t xml:space="preserve">A / (A + B) : part des départs des métiers de la première sous-liste qui concernent des métiers en tension.</w:t>
             </w:r>
           </w:p>
         </w:tc>
@@ -6961,7 +6997,7 @@
                 <w:sz w:val="17"/>
                 <w:szCs w:val="17"/>
               </w:rPr>
-              <w:t xml:space="preserve">(A + B) / (A + B + C) : poids des métiers stratégiques dans les départs du département.</w:t>
+              <w:t xml:space="preserve">(A + B) / (A + B + C) : poids des métiers de la première sous-liste dans les départs du département.</w:t>
             </w:r>
           </w:p>
         </w:tc>
@@ -9410,7 +9446,7 @@
                 <w:sz w:val="17"/>
                 <w:szCs w:val="17"/>
               </w:rPr>
-              <w:t xml:space="preserve">diffusion/fiche_territoires_tension.html</w:t>
+              <w:t xml:space="preserve">diffusion/fiche_metiers_liste.html</w:t>
             </w:r>
           </w:p>
         </w:tc>
@@ -9445,7 +9481,7 @@
                 <w:sz w:val="17"/>
                 <w:szCs w:val="17"/>
               </w:rPr>
-              <w:t xml:space="preserve">Classement des régions puis des départements par départs attendus dans les métiers suivis en tension (minimums), profil de la typologie rappelé ; sans script. Un script de contrôle (99d) vérifie la cohérence hachures / cumul / fiche après la chaîne.</w:t>
+              <w:t xml:space="preserve">Un bloc par métier de la liste : part susceptible de partir par région et département face à la France, écart en points et lecture ; puis une vue par territoire ; sans script (08j). Un script de contrôle (99d) vérifie la cohérence hachures / cumul / fiche après la chaîne.</w:t>
             </w:r>
           </w:p>
         </w:tc>
@@ -9484,6 +9520,80 @@
                 <w:sz w:val="17"/>
                 <w:szCs w:val="17"/>
               </w:rPr>
+              <w:t xml:space="preserve">diffusion/metiers_liste_territoires.csv / .xlsx</w:t>
+            </w:r>
+          </w:p>
+        </w:tc>
+        <w:tc>
+          <w:tcPr>
+            <w:tcW w:type="dxa" w:w="5738"/>
+            <w:tcBorders>
+              <w:top w:val="single" w:color="D9DEE5" w:sz="4"/>
+              <w:left w:val="none" w:color="FFFFFF" w:sz="0"/>
+              <w:bottom w:val="single" w:color="D9DEE5" w:sz="4"/>
+              <w:right w:val="none" w:color="FFFFFF" w:sz="0"/>
+            </w:tcBorders>
+            <w:shd w:fill="F5F7FA" w:color="auto" w:val="clear"/>
+            <w:tcMar>
+              <w:top w:type="dxa" w:w="80"/>
+              <w:left w:type="dxa" w:w="140"/>
+              <w:bottom w:type="dxa" w:w="80"/>
+              <w:right w:type="dxa" w:w="140"/>
+            </w:tcMar>
+            <w:vAlign w:val="top"/>
+          </w:tcPr>
+          <w:p>
+            <w:pPr>
+              <w:spacing w:after="0" w:before="0" w:line="250"/>
+            </w:pPr>
+            <w:r>
+              <w:rPr>
+                <w:rFonts w:ascii="Calibri" w:cs="Calibri" w:eastAsia="Calibri" w:hAnsi="Calibri"/>
+                <w:b w:val="false"/>
+                <w:bCs w:val="false"/>
+                <w:color w:val="1F2933"/>
+                <w:sz w:val="17"/>
+                <w:szCs w:val="17"/>
+              </w:rPr>
+              <w:t xml:space="preserve">La même table en long (métier x territoire), et le classeur à deux vues (par métier, par territoire).</w:t>
+            </w:r>
+          </w:p>
+        </w:tc>
+      </w:tr>
+      <w:tr>
+        <w:trPr>
+          <w:cantSplit/>
+          <w:tblHeader w:val="off"/>
+        </w:trPr>
+        <w:tc>
+          <w:tcPr>
+            <w:tcW w:type="dxa" w:w="3900"/>
+            <w:tcBorders>
+              <w:top w:val="single" w:color="D9DEE5" w:sz="4"/>
+              <w:left w:val="none" w:color="FFFFFF" w:sz="0"/>
+              <w:bottom w:val="single" w:color="D9DEE5" w:sz="4"/>
+              <w:right w:val="none" w:color="FFFFFF" w:sz="0"/>
+            </w:tcBorders>
+            <w:shd w:fill="FFFFFF" w:color="auto" w:val="clear"/>
+            <w:tcMar>
+              <w:top w:type="dxa" w:w="80"/>
+              <w:left w:type="dxa" w:w="140"/>
+              <w:bottom w:type="dxa" w:w="80"/>
+              <w:right w:type="dxa" w:w="140"/>
+            </w:tcMar>
+            <w:vAlign w:val="top"/>
+          </w:tcPr>
+          <w:p>
+            <w:pPr>
+              <w:spacing w:after="0" w:before="0" w:line="250"/>
+            </w:pPr>
+            <w:r>
+              <w:rPr>
+                <w:rFonts w:ascii="Calibri" w:cs="Calibri" w:eastAsia="Calibri" w:hAnsi="Calibri"/>
+                <w:color w:val="1F2933"/>
+                <w:sz w:val="17"/>
+                <w:szCs w:val="17"/>
+              </w:rPr>
               <w:t xml:space="preserve">diffusion/exposition_tension.xlsx</w:t>
             </w:r>
           </w:p>
@@ -9497,7 +9607,7 @@
               <w:bottom w:val="single" w:color="D9DEE5" w:sz="4"/>
               <w:right w:val="none" w:color="FFFFFF" w:sz="0"/>
             </w:tcBorders>
-            <w:shd w:fill="F5F7FA" w:color="auto" w:val="clear"/>
+            <w:shd w:fill="FFFFFF" w:color="auto" w:val="clear"/>
             <w:tcMar>
               <w:top w:type="dxa" w:w="80"/>
               <w:left w:type="dxa" w:w="140"/>
